--- a/module-7/RylanderMod7_2_420.docx
+++ b/module-7/RylanderMod7_2_420.docx
@@ -130,7 +130,7 @@
       </w:pPr>
       <w:r>
         <w:drawing>
-          <wp:inline wp14:editId="3CF22838" wp14:anchorId="27BF1F7B">
+          <wp:inline wp14:editId="39CE2762" wp14:anchorId="27BF1F7B">
             <wp:extent cx="4286848" cy="2419688"/>
             <wp:effectExtent l="0" t="0" r="0" b="0"/>
             <wp:docPr id="1719879389" name="drawing"/>
@@ -171,9 +171,24 @@
           </wp:inline>
         </w:drawing>
       </w:r>
+    </w:p>
+    <w:p>
+      <w:pPr>
+        <w:pStyle w:val="Normal"/>
+      </w:pPr>
+    </w:p>
+    <w:p>
+      <w:pPr>
+        <w:pStyle w:val="Normal"/>
+      </w:pPr>
+    </w:p>
+    <w:p>
+      <w:pPr>
+        <w:pStyle w:val="Normal"/>
+      </w:pPr>
       <w:r>
         <w:drawing>
-          <wp:inline wp14:editId="3B5EFD12" wp14:anchorId="6BBD43A8">
+          <wp:inline wp14:editId="3B03733F" wp14:anchorId="6BBD43A8">
             <wp:extent cx="5191849" cy="1314633"/>
             <wp:effectExtent l="0" t="0" r="0" b="0"/>
             <wp:docPr id="1250256697" name="drawing"/>
